--- a/data/NyayChat/Chat/37.docx
+++ b/data/NyayChat/Chat/37.docx
@@ -15,11 +15,6 @@
         </w:rPr>
         <w:t xml:space="preserve">Consumer Grievance Assistance Chatbot: Hi! I am your consumer grievance assistance tool. Kindly let me know how I can help you. </w:t>
       </w:r>
-      <w:r>
-        <w:rPr>
-          <w:rtl w:val="0"/>
-        </w:rPr>
-      </w:r>
     </w:p>
     <w:p>
       <w:pPr>
@@ -370,7 +365,7 @@
           <w:b w:val="1"/>
           <w:rtl w:val="0"/>
         </w:rPr>
-        <w:t xml:space="preserve">Consumer Grievance Assistance Chatbot: In that case, you can file a complaint before the Cosmos District Consumer Grievance Redressal Forum within a period of two years from the date of cause of action i.e 08/02/2022. You can either use the E-Daakhil portal to file your complaint, or submit a physical copy of the complaint in the commission</w:t>
+        <w:t xml:space="preserve">Consumer Grievance Assistance Chatbot: In that case, you can file a complaint before the Cosmos District Consumer Grievance Redressal Forum within a period of two years from the date of cause of action i.e 08/02/2022. You can either use the e-Jagriti portal to file your complaint, or submit a physical copy of the complaint in the commission</w:t>
       </w:r>
       <w:r>
         <w:rPr>
@@ -769,7 +764,7 @@
         <w:rPr>
           <w:rtl w:val="0"/>
         </w:rPr>
-        <w:t xml:space="preserve">If you wish to register your complaint using the E-Daakhil portal, here’s the link that you can use: </w:t>
+        <w:t xml:space="preserve">If you wish to register your complaint using the e-Jagriti portal, here’s the link that you can use: </w:t>
       </w:r>
       <w:hyperlink r:id="rId6">
         <w:r>
@@ -801,7 +796,7 @@
           <w:b w:val="1"/>
           <w:rtl w:val="0"/>
         </w:rPr>
-        <w:t xml:space="preserve">Consumer Grievance Assistance Chatbot: Below is the process for filing a consumer complaint in the Cosmos District Consumer Disputes Redressal Commission for the described dispute through the e-Daakhil platform:</w:t>
+        <w:t xml:space="preserve">Consumer Grievance Assistance Chatbot: Below is the process for filing a consumer complaint in the Cosmos District Consumer Disputes Redressal Commission for the described dispute through the e-Jagriti platform:</w:t>
       </w:r>
     </w:p>
     <w:p>
@@ -825,7 +820,7 @@
             <w:u w:val="single"/>
             <w:rtl w:val="0"/>
           </w:rPr>
-          <w:t xml:space="preserve">e-Daakhil</w:t>
+          <w:t xml:space="preserve">e-Jagriti</w:t>
         </w:r>
       </w:hyperlink>
       <w:r>
@@ -1508,7 +1503,7 @@
     <w:name w:val="normal"/>
   </w:style>
   <w:style w:type="table" w:styleId="TableNormal" w:default="1">
-    <w:name w:val="Table Normal"/>
+    <w:name w:val="TableNormal"/>
   </w:style>
   <w:style w:type="paragraph" w:styleId="Heading1">
     <w:name w:val="heading 1"/>
